--- a/pr-preview/pr-43/Your-Book-Title.docx
+++ b/pr-preview/pr-43/Your-Book-Title.docx
@@ -2265,7 +2265,7 @@
         <w:t xml:space="preserve"> </w:t>
       </w:r>
       <w:r>
-        <w:t xml:space="preserve">375f160</w:t>
+        <w:t xml:space="preserve">363f416</w:t>
       </w:r>
     </w:p>
     <w:p>
@@ -2287,7 +2287,7 @@
         <w:t xml:space="preserve"> </w:t>
       </w:r>
       <w:r>
-        <w:t xml:space="preserve">375f160ffc00f7b25d604b9c7ce59e8e2e7c31d1</w:t>
+        <w:t xml:space="preserve">363f416c07dc58dfd22752145f165bce3869dc50</w:t>
       </w:r>
     </w:p>
     <w:p>
@@ -2309,7 +2309,7 @@
         <w:t xml:space="preserve"> </w:t>
       </w:r>
       <w:r>
-        <w:t xml:space="preserve">2026-06-23 07:40:19 -0700</w:t>
+        <w:t xml:space="preserve">2026-06-23 14:47:04 +0000</w:t>
       </w:r>
     </w:p>
     <w:p>

--- a/pr-preview/pr-43/Your-Book-Title.docx
+++ b/pr-preview/pr-43/Your-Book-Title.docx
@@ -23,7 +23,7 @@
         <w:pStyle w:val="Date"/>
       </w:pPr>
       <w:r>
-        <w:t xml:space="preserve">Last updated: 2026-06-23</w:t>
+        <w:t xml:space="preserve">Last updated: 2026-07-21</w:t>
       </w:r>
     </w:p>
     <w:bookmarkStart w:id="15" w:name="welcome"/>
@@ -2265,7 +2265,7 @@
         <w:t xml:space="preserve"> </w:t>
       </w:r>
       <w:r>
-        <w:t xml:space="preserve">363f416</w:t>
+        <w:t xml:space="preserve">502366e</w:t>
       </w:r>
     </w:p>
     <w:p>
@@ -2287,7 +2287,7 @@
         <w:t xml:space="preserve"> </w:t>
       </w:r>
       <w:r>
-        <w:t xml:space="preserve">363f416c07dc58dfd22752145f165bce3869dc50</w:t>
+        <w:t xml:space="preserve">502366e8bfcd2de220d8c948f5aedbdf897f3026</w:t>
       </w:r>
     </w:p>
     <w:p>
@@ -2309,7 +2309,7 @@
         <w:t xml:space="preserve"> </w:t>
       </w:r>
       <w:r>
-        <w:t xml:space="preserve">2026-06-23 14:47:04 +0000</w:t>
+        <w:t xml:space="preserve">2026-07-21 18:29:54 +0000</w:t>
       </w:r>
     </w:p>
     <w:p>

--- a/pr-preview/pr-43/Your-Book-Title.docx
+++ b/pr-preview/pr-43/Your-Book-Title.docx
@@ -2265,7 +2265,7 @@
         <w:t xml:space="preserve"> </w:t>
       </w:r>
       <w:r>
-        <w:t xml:space="preserve">502366e</w:t>
+        <w:t xml:space="preserve">608953d</w:t>
       </w:r>
     </w:p>
     <w:p>
@@ -2287,7 +2287,7 @@
         <w:t xml:space="preserve"> </w:t>
       </w:r>
       <w:r>
-        <w:t xml:space="preserve">502366e8bfcd2de220d8c948f5aedbdf897f3026</w:t>
+        <w:t xml:space="preserve">608953de89cc3cc4fbcae39d2bb49d03f7dbf46f</w:t>
       </w:r>
     </w:p>
     <w:p>
@@ -2309,7 +2309,7 @@
         <w:t xml:space="preserve"> </w:t>
       </w:r>
       <w:r>
-        <w:t xml:space="preserve">2026-07-21 18:29:54 +0000</w:t>
+        <w:t xml:space="preserve">2026-07-21 18:31:13 +0000</w:t>
       </w:r>
     </w:p>
     <w:p>

--- a/pr-preview/pr-43/Your-Book-Title.docx
+++ b/pr-preview/pr-43/Your-Book-Title.docx
@@ -2265,7 +2265,7 @@
         <w:t xml:space="preserve"> </w:t>
       </w:r>
       <w:r>
-        <w:t xml:space="preserve">608953d</w:t>
+        <w:t xml:space="preserve">4815cac</w:t>
       </w:r>
     </w:p>
     <w:p>
@@ -2287,7 +2287,7 @@
         <w:t xml:space="preserve"> </w:t>
       </w:r>
       <w:r>
-        <w:t xml:space="preserve">608953de89cc3cc4fbcae39d2bb49d03f7dbf46f</w:t>
+        <w:t xml:space="preserve">4815cacd170d1d02265de88215a29043f5cb0134</w:t>
       </w:r>
     </w:p>
     <w:p>
@@ -2309,7 +2309,7 @@
         <w:t xml:space="preserve"> </w:t>
       </w:r>
       <w:r>
-        <w:t xml:space="preserve">2026-07-21 18:31:13 +0000</w:t>
+        <w:t xml:space="preserve">2026-07-21 18:32:02 +0000</w:t>
       </w:r>
     </w:p>
     <w:p>

--- a/pr-preview/pr-43/Your-Book-Title.docx
+++ b/pr-preview/pr-43/Your-Book-Title.docx
@@ -2265,7 +2265,7 @@
         <w:t xml:space="preserve"> </w:t>
       </w:r>
       <w:r>
-        <w:t xml:space="preserve">4815cac</w:t>
+        <w:t xml:space="preserve">78e6ddd</w:t>
       </w:r>
     </w:p>
     <w:p>
@@ -2287,7 +2287,7 @@
         <w:t xml:space="preserve"> </w:t>
       </w:r>
       <w:r>
-        <w:t xml:space="preserve">4815cacd170d1d02265de88215a29043f5cb0134</w:t>
+        <w:t xml:space="preserve">78e6ddd03bf5af8beb0f89d1072cc5b25f88c28e</w:t>
       </w:r>
     </w:p>
     <w:p>
@@ -2309,7 +2309,7 @@
         <w:t xml:space="preserve"> </w:t>
       </w:r>
       <w:r>
-        <w:t xml:space="preserve">2026-07-21 18:32:02 +0000</w:t>
+        <w:t xml:space="preserve">2026-07-21 18:32:48 +0000</w:t>
       </w:r>
     </w:p>
     <w:p>
